--- a/PanoramicData.Render.Test/test-assets/docx/inline-images.docx
+++ b/PanoramicData.Render.Test/test-assets/docx/inline-images.docx
@@ -26,7 +26,7 @@
                     <pic:cNvPicPr/>
                   </pic:nvPicPr>
                   <pic:blipFill>
-                    <a:blip xmlns:r="http://schemas.openxmlformats.org/officeDocument/2006/relationships" r:embed="R81437e0a8cd24c37"/>
+                    <a:blip xmlns:r="http://schemas.openxmlformats.org/officeDocument/2006/relationships" r:embed="R12430913ac3f4297"/>
                     <a:stretch>
                       <a:fillRect/>
                     </a:stretch>

--- a/PanoramicData.Render.Test/test-assets/docx/inline-images.docx
+++ b/PanoramicData.Render.Test/test-assets/docx/inline-images.docx
@@ -15,9 +15,10 @@
         <w:drawing>
           <wp:inline xmlns:wp="http://schemas.openxmlformats.org/drawingml/2006/wordprocessingDrawing" distT="0" distB="0" distL="0" distR="0">
             <wp:extent cx="914400" cy="914400"/>
-            <wp:effectExtent/>
             <wp:docPr id="1" name="InlineImage"/>
-            <wp:cNvGraphicFramePr/>
+            <wp:cNvGraphicFramePr>
+              <a:graphicFrameLocks xmlns:a="http://schemas.openxmlformats.org/drawingml/2006/main" noChangeAspect="1"/>
+            </wp:cNvGraphicFramePr>
             <a:graphic xmlns:a="http://schemas.openxmlformats.org/drawingml/2006/main">
               <a:graphicData uri="http://schemas.openxmlformats.org/drawingml/2006/picture">
                 <pic:pic xmlns:pic="http://schemas.openxmlformats.org/drawingml/2006/picture">
@@ -26,7 +27,7 @@
                     <pic:cNvPicPr/>
                   </pic:nvPicPr>
                   <pic:blipFill>
-                    <a:blip xmlns:r="http://schemas.openxmlformats.org/officeDocument/2006/relationships" r:embed="R12430913ac3f4297"/>
+                    <a:blip xmlns:r="http://schemas.openxmlformats.org/officeDocument/2006/relationships" r:embed="Rdc3493eadcbe48fe"/>
                     <a:stretch>
                       <a:fillRect/>
                     </a:stretch>

--- a/PanoramicData.Render.Test/test-assets/docx/inline-images.docx
+++ b/PanoramicData.Render.Test/test-assets/docx/inline-images.docx
@@ -27,7 +27,7 @@
                     <pic:cNvPicPr/>
                   </pic:nvPicPr>
                   <pic:blipFill>
-                    <a:blip xmlns:r="http://schemas.openxmlformats.org/officeDocument/2006/relationships" r:embed="Rdc3493eadcbe48fe"/>
+                    <a:blip xmlns:r="http://schemas.openxmlformats.org/officeDocument/2006/relationships" r:embed="Rfe548c3e10b14703"/>
                     <a:stretch>
                       <a:fillRect/>
                     </a:stretch>
